--- a/examples/sample-reports/customer1/CSW-Posture-Brief-customer1.docx
+++ b/examples/sample-reports/customer1/CSW-Posture-Brief-customer1.docx
@@ -356,6 +356,22 @@
       <w:r>
         <w:t xml:space="preserve">Re-using a single set of CSW evidence across multiple frameworks is the headline value proposition - this tenant is realising it.</w:t>
       </w:r>
+      <w:r>
+        <w:t xml:space="preserve"> </w:t>
+      </w:r>
+      <w:r>
+        <w:rPr>
+          <w:i/>
+          <w:iCs/>
+        </w:rPr>
+        <w:t xml:space="preserve">Reinforces:</w:t>
+      </w:r>
+      <w:r>
+        <w:t xml:space="preserve"> </w:t>
+      </w:r>
+      <w:r>
+        <w:t xml:space="preserve">HIPAA (2); PCI-DSS (1); NIST-800-53 (3); SOC2 (1).</w:t>
+      </w:r>
     </w:p>
     <w:bookmarkEnd w:id="10"/>
     <w:bookmarkStart w:id="11" w:name="where-to-focus-next-5"/>
@@ -369,164 +385,481 @@
     </w:p>
     <w:p>
       <w:pPr>
-        <w:pStyle w:val="Compact"/>
-        <w:numPr>
-          <w:ilvl w:val="0"/>
-          <w:numId w:val="1002"/>
-        </w:numPr>
+        <w:pStyle w:val="BlockText"/>
       </w:pPr>
       <w:r>
         <w:rPr>
           <w:b/>
           <w:bCs/>
         </w:rPr>
-        <w:t xml:space="preserve">62 policies remain in monitor mode</w:t>
+        <w:t xml:space="preserve">Compliance reach.</w:t>
       </w:r>
       <w:r>
         <w:t xml:space="preserve"> </w:t>
       </w:r>
       <w:r>
-        <w:rPr>
-          <w:i/>
-          <w:iCs/>
-        </w:rPr>
-        <w:t xml:space="preserve">(category: segmentation; estimated +11 pts if addressed).</w:t>
+        <w:t xml:space="preserve">Addressing the items below would help close</w:t>
       </w:r>
       <w:r>
         <w:t xml:space="preserve"> </w:t>
       </w:r>
-      <w:r>
-        <w:t xml:space="preserve">Monitor-mode policies generate evidence but do not block lateral movement. Promoting reviewed policies to enforce directly improves the segmentation score component.</w:t>
-      </w:r>
-    </w:p>
-    <w:p>
-      <w:pPr>
-        <w:pStyle w:val="Compact"/>
-        <w:numPr>
-          <w:ilvl w:val="0"/>
-          <w:numId w:val="1002"/>
-        </w:numPr>
-      </w:pPr>
       <w:r>
         <w:rPr>
           <w:b/>
           <w:bCs/>
         </w:rPr>
-        <w:t xml:space="preserve">674 workloads without an agent</w:t>
+        <w:t xml:space="preserve">~33 not-yet-met controls</w:t>
       </w:r>
       <w:r>
         <w:t xml:space="preserve"> </w:t>
       </w:r>
       <w:r>
-        <w:rPr>
-          <w:i/>
-          <w:iCs/>
-        </w:rPr>
-        <w:t xml:space="preserve">(category: visibility; estimated +9 pts if addressed).</w:t>
+        <w:t xml:space="preserve">across</w:t>
       </w:r>
       <w:r>
         <w:t xml:space="preserve"> </w:t>
       </w:r>
-      <w:r>
-        <w:t xml:space="preserve">Workloads outside agent coverage are invisible to flow analytics, ADM, and policy enforcement. Closing this gap unlocks visibility-driven controls in every framework.</w:t>
-      </w:r>
-    </w:p>
-    <w:p>
-      <w:pPr>
-        <w:pStyle w:val="Compact"/>
-        <w:numPr>
-          <w:ilvl w:val="0"/>
-          <w:numId w:val="1002"/>
-        </w:numPr>
-      </w:pPr>
       <w:r>
         <w:rPr>
           <w:b/>
           <w:bCs/>
         </w:rPr>
-        <w:t xml:space="preserve">19 critical CVEs on workloads</w:t>
+        <w:t xml:space="preserve">4 frameworks</w:t>
       </w:r>
       <w:r>
         <w:t xml:space="preserve"> </w:t>
       </w:r>
       <w:r>
-        <w:rPr>
-          <w:i/>
-          <w:iCs/>
-        </w:rPr>
-        <w:t xml:space="preserve">(category: hygiene; estimated +9 pts if addressed).</w:t>
+        <w:t xml:space="preserve">(HIPAA, PCI-DSS, NIST-800-53, SOC2). The "Affects" column lists the</w:t>
       </w:r>
       <w:r>
         <w:t xml:space="preserve"> </w:t>
       </w:r>
       <w:r>
-        <w:t xml:space="preserve">CSW correlates package CVEs to running processes. Each critical CVE on an internet-reachable workload is a candidate for escalation to patching or compensating policy.</w:t>
+        <w:t xml:space="preserve">framework and the count of controls per row.</w:t>
       </w:r>
     </w:p>
-    <w:p>
-      <w:pPr>
-        <w:pStyle w:val="Compact"/>
-        <w:numPr>
-          <w:ilvl w:val="0"/>
-          <w:numId w:val="1002"/>
-        </w:numPr>
-      </w:pPr>
-      <w:r>
-        <w:rPr>
-          <w:b/>
-          <w:bCs/>
-        </w:rPr>
-        <w:t xml:space="preserve">Few absolute policies in place</w:t>
-      </w:r>
-      <w:r>
-        <w:t xml:space="preserve"> </w:t>
-      </w:r>
-      <w:r>
-        <w:rPr>
-          <w:i/>
-          <w:iCs/>
-        </w:rPr>
-        <w:t xml:space="preserve">(category: segmentation; estimated +6 pts if addressed).</w:t>
-      </w:r>
-      <w:r>
-        <w:t xml:space="preserve"> </w:t>
-      </w:r>
-      <w:r>
-        <w:t xml:space="preserve">Absolute policies are the right tool for crown-jewel isolation (PHI, cardholder data, regulated systems). Their absence indicates the segmentation strategy is still permissive-by-default.</w:t>
-      </w:r>
-    </w:p>
-    <w:p>
-      <w:pPr>
-        <w:pStyle w:val="Compact"/>
-        <w:numPr>
-          <w:ilvl w:val="0"/>
-          <w:numId w:val="1002"/>
-        </w:numPr>
-      </w:pPr>
-      <w:r>
-        <w:rPr>
-          <w:b/>
-          <w:bCs/>
-        </w:rPr>
-        <w:t xml:space="preserve">187 enforcement alerts in 24h</w:t>
-      </w:r>
-      <w:r>
-        <w:t xml:space="preserve"> </w:t>
-      </w:r>
-      <w:r>
-        <w:rPr>
-          <w:i/>
-          <w:iCs/>
-        </w:rPr>
-        <w:t xml:space="preserve">(category: operations; estimated +5 pts if addressed).</w:t>
-      </w:r>
-      <w:r>
-        <w:t xml:space="preserve"> </w:t>
-      </w:r>
-      <w:r>
-        <w:t xml:space="preserve">Sustained alert volume indicates either policy gaps (legitimate flows blocked) or active attack pressure. Both warrant SOC engagement and policy review.</w:t>
-      </w:r>
-    </w:p>
+    <w:tbl>
+      <w:tblPr>
+        <w:tblStyle w:val="Table"/>
+        <w:tblW w:type="auto" w:w="0"/>
+        <w:tblLook w:firstRow="1" w:lastRow="0" w:firstColumn="0" w:lastColumn="0" w:noHBand="0" w:noVBand="0" w:val="0020"/>
+      </w:tblPr>
+      <w:tblGrid>
+        <w:gridCol w:w="1584"/>
+        <w:gridCol w:w="1584"/>
+        <w:gridCol w:w="1584"/>
+        <w:gridCol w:w="1584"/>
+        <w:gridCol w:w="1584"/>
+      </w:tblGrid>
+      <w:tr>
+        <w:trPr>
+          <w:tblHeader w:val="on"/>
+        </w:trPr>
+        <w:tc>
+          <w:tcPr/>
+          <w:p>
+            <w:pPr>
+              <w:pStyle w:val="Compact"/>
+              <w:jc w:val="right"/>
+            </w:pPr>
+            <w:r>
+              <w:t xml:space="preserve">#</w:t>
+            </w:r>
+          </w:p>
+        </w:tc>
+        <w:tc>
+          <w:tcPr/>
+          <w:p>
+            <w:pPr>
+              <w:pStyle w:val="Compact"/>
+            </w:pPr>
+            <w:r>
+              <w:t xml:space="preserve">Risk</w:t>
+            </w:r>
+          </w:p>
+        </w:tc>
+        <w:tc>
+          <w:tcPr/>
+          <w:p>
+            <w:pPr>
+              <w:pStyle w:val="Compact"/>
+            </w:pPr>
+            <w:r>
+              <w:t xml:space="preserve">Category</w:t>
+            </w:r>
+          </w:p>
+        </w:tc>
+        <w:tc>
+          <w:tcPr/>
+          <w:p>
+            <w:pPr>
+              <w:pStyle w:val="Compact"/>
+              <w:jc w:val="right"/>
+            </w:pPr>
+            <w:r>
+              <w:t xml:space="preserve">Impact</w:t>
+            </w:r>
+          </w:p>
+        </w:tc>
+        <w:tc>
+          <w:tcPr/>
+          <w:p>
+            <w:pPr>
+              <w:pStyle w:val="Compact"/>
+            </w:pPr>
+            <w:r>
+              <w:t xml:space="preserve">Affects</w:t>
+            </w:r>
+          </w:p>
+        </w:tc>
+      </w:tr>
+      <w:tr>
+        <w:tc>
+          <w:tcPr/>
+          <w:p>
+            <w:pPr>
+              <w:pStyle w:val="Compact"/>
+              <w:jc w:val="right"/>
+            </w:pPr>
+            <w:r>
+              <w:t xml:space="preserve">1</w:t>
+            </w:r>
+          </w:p>
+        </w:tc>
+        <w:tc>
+          <w:tcPr/>
+          <w:p>
+            <w:pPr>
+              <w:pStyle w:val="Compact"/>
+            </w:pPr>
+            <w:r>
+              <w:rPr>
+                <w:b/>
+                <w:bCs/>
+              </w:rPr>
+              <w:t xml:space="preserve">62 policies remain in monitor mode</w:t>
+            </w:r>
+            <w:r>
+              <w:t xml:space="preserve"> </w:t>
+            </w:r>
+            <w:r>
+              <w:t xml:space="preserve">— Monitor-mode policies generate evidence but do not block lateral movement. Promoting reviewed policies to enforce directly improves the segmentation score component.</w:t>
+            </w:r>
+          </w:p>
+        </w:tc>
+        <w:tc>
+          <w:tcPr/>
+          <w:p>
+            <w:pPr>
+              <w:pStyle w:val="Compact"/>
+            </w:pPr>
+            <w:r>
+              <w:t xml:space="preserve">segmentation</w:t>
+            </w:r>
+          </w:p>
+        </w:tc>
+        <w:tc>
+          <w:tcPr/>
+          <w:p>
+            <w:pPr>
+              <w:pStyle w:val="Compact"/>
+              <w:jc w:val="right"/>
+            </w:pPr>
+            <w:r>
+              <w:t xml:space="preserve">+11 pts</w:t>
+            </w:r>
+          </w:p>
+        </w:tc>
+        <w:tc>
+          <w:tcPr/>
+          <w:p>
+            <w:pPr>
+              <w:pStyle w:val="Compact"/>
+            </w:pPr>
+            <w:r>
+              <w:t xml:space="preserve">HIPAA (3); PCI-DSS (2); NIST-800-53 (5); SOC2 (2)</w:t>
+            </w:r>
+          </w:p>
+        </w:tc>
+      </w:tr>
+      <w:tr>
+        <w:tc>
+          <w:tcPr/>
+          <w:p>
+            <w:pPr>
+              <w:pStyle w:val="Compact"/>
+              <w:jc w:val="right"/>
+            </w:pPr>
+            <w:r>
+              <w:t xml:space="preserve">2</w:t>
+            </w:r>
+          </w:p>
+        </w:tc>
+        <w:tc>
+          <w:tcPr/>
+          <w:p>
+            <w:pPr>
+              <w:pStyle w:val="Compact"/>
+            </w:pPr>
+            <w:r>
+              <w:rPr>
+                <w:b/>
+                <w:bCs/>
+              </w:rPr>
+              <w:t xml:space="preserve">674 workloads without an agent</w:t>
+            </w:r>
+            <w:r>
+              <w:t xml:space="preserve"> </w:t>
+            </w:r>
+            <w:r>
+              <w:t xml:space="preserve">— Workloads outside agent coverage are invisible to flow analytics, ADM, and policy enforcement. Closing this gap unlocks visibility-driven controls in every framework.</w:t>
+            </w:r>
+          </w:p>
+        </w:tc>
+        <w:tc>
+          <w:tcPr/>
+          <w:p>
+            <w:pPr>
+              <w:pStyle w:val="Compact"/>
+            </w:pPr>
+            <w:r>
+              <w:t xml:space="preserve">visibility</w:t>
+            </w:r>
+          </w:p>
+        </w:tc>
+        <w:tc>
+          <w:tcPr/>
+          <w:p>
+            <w:pPr>
+              <w:pStyle w:val="Compact"/>
+              <w:jc w:val="right"/>
+            </w:pPr>
+            <w:r>
+              <w:t xml:space="preserve">+9 pts</w:t>
+            </w:r>
+          </w:p>
+        </w:tc>
+        <w:tc>
+          <w:tcPr/>
+          <w:p>
+            <w:pPr>
+              <w:pStyle w:val="Compact"/>
+            </w:pPr>
+            <w:r>
+              <w:t xml:space="preserve">HIPAA (1); PCI-DSS (1); SOC2 (2)</w:t>
+            </w:r>
+          </w:p>
+        </w:tc>
+      </w:tr>
+      <w:tr>
+        <w:tc>
+          <w:tcPr/>
+          <w:p>
+            <w:pPr>
+              <w:pStyle w:val="Compact"/>
+              <w:jc w:val="right"/>
+            </w:pPr>
+            <w:r>
+              <w:t xml:space="preserve">3</w:t>
+            </w:r>
+          </w:p>
+        </w:tc>
+        <w:tc>
+          <w:tcPr/>
+          <w:p>
+            <w:pPr>
+              <w:pStyle w:val="Compact"/>
+            </w:pPr>
+            <w:r>
+              <w:rPr>
+                <w:b/>
+                <w:bCs/>
+              </w:rPr>
+              <w:t xml:space="preserve">19 critical CVEs on workloads</w:t>
+            </w:r>
+            <w:r>
+              <w:t xml:space="preserve"> </w:t>
+            </w:r>
+            <w:r>
+              <w:t xml:space="preserve">— CSW correlates package CVEs to running processes. Each critical CVE on an internet-reachable workload is a candidate for escalation to patching or compensating policy.</w:t>
+            </w:r>
+          </w:p>
+        </w:tc>
+        <w:tc>
+          <w:tcPr/>
+          <w:p>
+            <w:pPr>
+              <w:pStyle w:val="Compact"/>
+            </w:pPr>
+            <w:r>
+              <w:t xml:space="preserve">hygiene</w:t>
+            </w:r>
+          </w:p>
+        </w:tc>
+        <w:tc>
+          <w:tcPr/>
+          <w:p>
+            <w:pPr>
+              <w:pStyle w:val="Compact"/>
+              <w:jc w:val="right"/>
+            </w:pPr>
+            <w:r>
+              <w:t xml:space="preserve">+9 pts</w:t>
+            </w:r>
+          </w:p>
+        </w:tc>
+        <w:tc>
+          <w:tcPr/>
+          <w:p>
+            <w:pPr>
+              <w:pStyle w:val="Compact"/>
+            </w:pPr>
+            <w:r>
+              <w:t xml:space="preserve">PCI-DSS (2)</w:t>
+            </w:r>
+          </w:p>
+        </w:tc>
+      </w:tr>
+      <w:tr>
+        <w:tc>
+          <w:tcPr/>
+          <w:p>
+            <w:pPr>
+              <w:pStyle w:val="Compact"/>
+              <w:jc w:val="right"/>
+            </w:pPr>
+            <w:r>
+              <w:t xml:space="preserve">4</w:t>
+            </w:r>
+          </w:p>
+        </w:tc>
+        <w:tc>
+          <w:tcPr/>
+          <w:p>
+            <w:pPr>
+              <w:pStyle w:val="Compact"/>
+            </w:pPr>
+            <w:r>
+              <w:rPr>
+                <w:b/>
+                <w:bCs/>
+              </w:rPr>
+              <w:t xml:space="preserve">Few absolute policies in place</w:t>
+            </w:r>
+            <w:r>
+              <w:t xml:space="preserve"> </w:t>
+            </w:r>
+            <w:r>
+              <w:t xml:space="preserve">— Absolute policies are the right tool for crown-jewel isolation (PHI, cardholder data, regulated systems). Their absence indicates the segmentation strategy is still permissive-by-default.</w:t>
+            </w:r>
+          </w:p>
+        </w:tc>
+        <w:tc>
+          <w:tcPr/>
+          <w:p>
+            <w:pPr>
+              <w:pStyle w:val="Compact"/>
+            </w:pPr>
+            <w:r>
+              <w:t xml:space="preserve">segmentation</w:t>
+            </w:r>
+          </w:p>
+        </w:tc>
+        <w:tc>
+          <w:tcPr/>
+          <w:p>
+            <w:pPr>
+              <w:pStyle w:val="Compact"/>
+              <w:jc w:val="right"/>
+            </w:pPr>
+            <w:r>
+              <w:t xml:space="preserve">+6 pts</w:t>
+            </w:r>
+          </w:p>
+        </w:tc>
+        <w:tc>
+          <w:tcPr/>
+          <w:p>
+            <w:pPr>
+              <w:pStyle w:val="Compact"/>
+            </w:pPr>
+            <w:r>
+              <w:t xml:space="preserve">HIPAA (3); PCI-DSS (2); NIST-800-53 (5); SOC2 (2)</w:t>
+            </w:r>
+          </w:p>
+        </w:tc>
+      </w:tr>
+      <w:tr>
+        <w:tc>
+          <w:tcPr/>
+          <w:p>
+            <w:pPr>
+              <w:pStyle w:val="Compact"/>
+              <w:jc w:val="right"/>
+            </w:pPr>
+            <w:r>
+              <w:t xml:space="preserve">5</w:t>
+            </w:r>
+          </w:p>
+        </w:tc>
+        <w:tc>
+          <w:tcPr/>
+          <w:p>
+            <w:pPr>
+              <w:pStyle w:val="Compact"/>
+            </w:pPr>
+            <w:r>
+              <w:rPr>
+                <w:b/>
+                <w:bCs/>
+              </w:rPr>
+              <w:t xml:space="preserve">187 enforcement alerts in 24h</w:t>
+            </w:r>
+            <w:r>
+              <w:t xml:space="preserve"> </w:t>
+            </w:r>
+            <w:r>
+              <w:t xml:space="preserve">— Sustained alert volume indicates either policy gaps (legitimate flows blocked) or active attack pressure. Both warrant SOC engagement and policy review.</w:t>
+            </w:r>
+          </w:p>
+        </w:tc>
+        <w:tc>
+          <w:tcPr/>
+          <w:p>
+            <w:pPr>
+              <w:pStyle w:val="Compact"/>
+            </w:pPr>
+            <w:r>
+              <w:t xml:space="preserve">operations</w:t>
+            </w:r>
+          </w:p>
+        </w:tc>
+        <w:tc>
+          <w:tcPr/>
+          <w:p>
+            <w:pPr>
+              <w:pStyle w:val="Compact"/>
+              <w:jc w:val="right"/>
+            </w:pPr>
+            <w:r>
+              <w:t xml:space="preserve">+5 pts</w:t>
+            </w:r>
+          </w:p>
+        </w:tc>
+        <w:tc>
+          <w:tcPr/>
+          <w:p>
+            <w:pPr>
+              <w:pStyle w:val="Compact"/>
+            </w:pPr>
+            <w:r>
+              <w:t xml:space="preserve">HIPAA (1); PCI-DSS (1); SOC2 (1)</w:t>
+            </w:r>
+          </w:p>
+        </w:tc>
+      </w:tr>
+    </w:tbl>
     <w:p>
       <w:r>
         <w:pict>
@@ -1171,7 +1504,7 @@
         <w:pStyle w:val="Compact"/>
         <w:numPr>
           <w:ilvl w:val="0"/>
-          <w:numId w:val="1003"/>
+          <w:numId w:val="1002"/>
         </w:numPr>
       </w:pPr>
       <w:r>
@@ -1214,7 +1547,7 @@
         <w:pStyle w:val="Compact"/>
         <w:numPr>
           <w:ilvl w:val="0"/>
-          <w:numId w:val="1003"/>
+          <w:numId w:val="1002"/>
         </w:numPr>
       </w:pPr>
       <w:r>
@@ -1257,7 +1590,7 @@
         <w:pStyle w:val="Compact"/>
         <w:numPr>
           <w:ilvl w:val="0"/>
-          <w:numId w:val="1003"/>
+          <w:numId w:val="1002"/>
         </w:numPr>
       </w:pPr>
       <w:r>
@@ -1523,9 +1856,6 @@
     <w:abstractNumId w:val="991"/>
   </w:num>
   <w:num w:numId="1002">
-    <w:abstractNumId w:val="991"/>
-  </w:num>
-  <w:num w:numId="1003">
     <w:abstractNumId w:val="991"/>
   </w:num>
 </w:numbering>
